--- a/public/templates/00_common/qc_label.docx
+++ b/public/templates/00_common/qc_label.docx
@@ -4450,7 +4450,7 @@
     </w:p>
     <w:sectPr>
       <w:pgSz w:w="11900" w:h="16840"/>
-      <w:pgMar w:top="1940" w:right="1133" w:bottom="280" w:left="850" w:header="720" w:footer="720" w:gutter="0"/>
+      <w:pgMar w:top="567" w:right="567" w:bottom="567" w:left="567" w:header="0" w:footer="0" w:gutter="0"/>
       <w:cols w:space="720"/>
     </w:sectPr>
   </w:body>

--- a/public/templates/00_common/qc_label.docx
+++ b/public/templates/00_common/qc_label.docx
@@ -4,7 +4,7 @@
   <w:body>
     <w:p>
       <w:pPr>
-        <w:spacing w:before="5"/>
+        <w:spacing w:before="0"/>
         <w:rPr>
           <w:rFonts w:ascii="Times New Roman"/>
           <w:sz w:val="2"/>
@@ -46,7 +46,7 @@
           <w:p>
             <w:pPr>
               <w:pStyle w:val="TableParagraph"/>
-              <w:spacing w:before="169" w:line="502" w:lineRule="exact"/>
+              <w:spacing w:before="0" w:line="502" w:lineRule="exact"/>
               <w:ind w:left="3"/>
               <w:rPr>
                 <w:sz w:val="40"/>
@@ -68,7 +68,7 @@
           <w:p>
             <w:pPr>
               <w:pStyle w:val="TableParagraph"/>
-              <w:spacing w:before="1"/>
+              <w:spacing w:before="0"/>
               <w:ind w:left="11"/>
             </w:pPr>
             <w:proofErr w:type="spellStart"/>
@@ -109,7 +109,7 @@
           <w:p>
             <w:pPr>
               <w:pStyle w:val="TableParagraph"/>
-              <w:spacing w:before="108" w:line="275" w:lineRule="exact"/>
+              <w:spacing w:before="0" w:line="275" w:lineRule="exact"/>
               <w:ind w:left="11" w:right="4"/>
             </w:pPr>
             <w:r>
@@ -135,7 +135,7 @@
               <w:tabs>
                 <w:tab w:val="left" w:pos="665"/>
               </w:tabs>
-              <w:spacing w:before="88"/>
+              <w:spacing w:before="0"/>
               <w:ind w:left="8"/>
             </w:pPr>
             <w:r>
@@ -173,7 +173,7 @@
                 <w:tab w:val="left" w:pos="2542"/>
                 <w:tab w:val="left" w:pos="3857"/>
               </w:tabs>
-              <w:spacing w:before="21"/>
+              <w:spacing w:before="0"/>
               <w:ind w:hanging="292"/>
               <w:jc w:val="left"/>
               <w:rPr>
@@ -291,7 +291,7 @@
           <w:p>
             <w:pPr>
               <w:pStyle w:val="TableParagraph"/>
-              <w:spacing w:before="113"/>
+              <w:spacing w:before="0"/>
               <w:jc w:val="left"/>
               <w:rPr>
                 <w:rFonts w:ascii="Times New Roman"/>
@@ -1127,7 +1127,7 @@
     </w:tbl>
     <w:p>
       <w:pPr>
-        <w:spacing w:before="138"/>
+        <w:spacing w:before="0"/>
         <w:rPr>
           <w:rFonts w:ascii="Times New Roman"/>
           <w:sz w:val="20"/>
@@ -1169,7 +1169,7 @@
           <w:p>
             <w:pPr>
               <w:pStyle w:val="TableParagraph"/>
-              <w:spacing w:before="169" w:line="502" w:lineRule="exact"/>
+              <w:spacing w:before="0" w:line="502" w:lineRule="exact"/>
               <w:ind w:left="3"/>
               <w:rPr>
                 <w:sz w:val="40"/>
@@ -1191,7 +1191,7 @@
           <w:p>
             <w:pPr>
               <w:pStyle w:val="TableParagraph"/>
-              <w:spacing w:before="1"/>
+              <w:spacing w:before="0"/>
               <w:ind w:left="11"/>
             </w:pPr>
             <w:proofErr w:type="spellStart"/>
@@ -1232,7 +1232,7 @@
           <w:p>
             <w:pPr>
               <w:pStyle w:val="TableParagraph"/>
-              <w:spacing w:before="113" w:line="271" w:lineRule="exact"/>
+              <w:spacing w:before="0" w:line="271" w:lineRule="exact"/>
               <w:ind w:left="11" w:right="4"/>
             </w:pPr>
             <w:r>
@@ -1258,7 +1258,7 @@
               <w:tabs>
                 <w:tab w:val="left" w:pos="665"/>
               </w:tabs>
-              <w:spacing w:before="88"/>
+              <w:spacing w:before="0"/>
               <w:ind w:left="8"/>
             </w:pPr>
             <w:r>
@@ -1296,7 +1296,7 @@
                 <w:tab w:val="left" w:pos="2542"/>
                 <w:tab w:val="left" w:pos="3857"/>
               </w:tabs>
-              <w:spacing w:before="26"/>
+              <w:spacing w:before="0"/>
               <w:ind w:hanging="292"/>
               <w:jc w:val="left"/>
               <w:rPr>
@@ -1414,7 +1414,7 @@
           <w:p>
             <w:pPr>
               <w:pStyle w:val="TableParagraph"/>
-              <w:spacing w:before="113"/>
+              <w:spacing w:before="0"/>
               <w:jc w:val="left"/>
               <w:rPr>
                 <w:rFonts w:ascii="Times New Roman"/>
@@ -2231,7 +2231,7 @@
     </w:tbl>
     <w:p>
       <w:pPr>
-        <w:spacing w:before="141" w:after="1"/>
+        <w:spacing w:before="0" w:after="0"/>
         <w:rPr>
           <w:rFonts w:ascii="Times New Roman"/>
           <w:sz w:val="20"/>
@@ -2273,7 +2273,7 @@
           <w:p>
             <w:pPr>
               <w:pStyle w:val="TableParagraph"/>
-              <w:spacing w:before="169" w:line="502" w:lineRule="exact"/>
+              <w:spacing w:before="0" w:line="502" w:lineRule="exact"/>
               <w:ind w:left="3"/>
               <w:rPr>
                 <w:sz w:val="40"/>
@@ -2295,7 +2295,7 @@
           <w:p>
             <w:pPr>
               <w:pStyle w:val="TableParagraph"/>
-              <w:spacing w:before="1"/>
+              <w:spacing w:before="0"/>
               <w:ind w:left="11"/>
             </w:pPr>
             <w:proofErr w:type="spellStart"/>
@@ -2336,7 +2336,7 @@
           <w:p>
             <w:pPr>
               <w:pStyle w:val="TableParagraph"/>
-              <w:spacing w:before="108" w:line="276" w:lineRule="exact"/>
+              <w:spacing w:before="0" w:line="276" w:lineRule="exact"/>
               <w:ind w:left="11" w:right="4"/>
             </w:pPr>
             <w:r>
@@ -2362,7 +2362,7 @@
               <w:tabs>
                 <w:tab w:val="left" w:pos="665"/>
               </w:tabs>
-              <w:spacing w:before="88"/>
+              <w:spacing w:before="0"/>
               <w:ind w:left="8"/>
             </w:pPr>
             <w:r>
@@ -2400,7 +2400,7 @@
                 <w:tab w:val="left" w:pos="2542"/>
                 <w:tab w:val="left" w:pos="3857"/>
               </w:tabs>
-              <w:spacing w:before="21"/>
+              <w:spacing w:before="0"/>
               <w:ind w:hanging="292"/>
               <w:jc w:val="left"/>
               <w:rPr>
@@ -2518,7 +2518,7 @@
           <w:p>
             <w:pPr>
               <w:pStyle w:val="TableParagraph"/>
-              <w:spacing w:before="112"/>
+              <w:spacing w:before="0"/>
               <w:jc w:val="left"/>
               <w:rPr>
                 <w:rFonts w:ascii="Times New Roman"/>
@@ -2529,7 +2529,7 @@
           <w:p>
             <w:pPr>
               <w:pStyle w:val="TableParagraph"/>
-              <w:spacing w:before="1"/>
+              <w:spacing w:before="0"/>
               <w:ind w:left="11" w:right="4"/>
               <w:rPr>
                 <w:sz w:val="30"/>
@@ -3336,7 +3336,7 @@
     </w:tbl>
     <w:p>
       <w:pPr>
-        <w:spacing w:before="137"/>
+        <w:spacing w:before="0"/>
         <w:rPr>
           <w:rFonts w:ascii="Times New Roman"/>
           <w:sz w:val="20"/>
@@ -3378,7 +3378,7 @@
           <w:p>
             <w:pPr>
               <w:pStyle w:val="TableParagraph"/>
-              <w:spacing w:before="169" w:line="502" w:lineRule="exact"/>
+              <w:spacing w:before="0" w:line="502" w:lineRule="exact"/>
               <w:ind w:left="3"/>
               <w:rPr>
                 <w:sz w:val="40"/>
@@ -3400,7 +3400,7 @@
           <w:p>
             <w:pPr>
               <w:pStyle w:val="TableParagraph"/>
-              <w:spacing w:before="1"/>
+              <w:spacing w:before="0"/>
               <w:ind w:left="11"/>
             </w:pPr>
             <w:proofErr w:type="spellStart"/>
@@ -3441,7 +3441,7 @@
           <w:p>
             <w:pPr>
               <w:pStyle w:val="TableParagraph"/>
-              <w:spacing w:before="113" w:line="271" w:lineRule="exact"/>
+              <w:spacing w:before="0" w:line="271" w:lineRule="exact"/>
               <w:ind w:left="11" w:right="4"/>
             </w:pPr>
             <w:r>
@@ -3467,7 +3467,7 @@
               <w:tabs>
                 <w:tab w:val="left" w:pos="665"/>
               </w:tabs>
-              <w:spacing w:before="88"/>
+              <w:spacing w:before="0"/>
               <w:ind w:left="8"/>
             </w:pPr>
             <w:r>
@@ -3505,7 +3505,7 @@
                 <w:tab w:val="left" w:pos="2542"/>
                 <w:tab w:val="left" w:pos="3857"/>
               </w:tabs>
-              <w:spacing w:before="26"/>
+              <w:spacing w:before="0"/>
               <w:ind w:hanging="292"/>
               <w:jc w:val="left"/>
               <w:rPr>
@@ -3623,7 +3623,7 @@
           <w:p>
             <w:pPr>
               <w:pStyle w:val="TableParagraph"/>
-              <w:spacing w:before="112"/>
+              <w:spacing w:before="0"/>
               <w:jc w:val="left"/>
               <w:rPr>
                 <w:rFonts w:ascii="Times New Roman"/>
@@ -3634,7 +3634,7 @@
           <w:p>
             <w:pPr>
               <w:pStyle w:val="TableParagraph"/>
-              <w:spacing w:before="1"/>
+              <w:spacing w:before="0"/>
               <w:ind w:left="11" w:right="4"/>
               <w:rPr>
                 <w:sz w:val="30"/>
@@ -4441,7 +4441,7 @@
     </w:tbl>
     <w:p>
       <w:pPr>
-        <w:spacing w:before="4"/>
+        <w:spacing w:before="0"/>
         <w:rPr>
           <w:rFonts w:ascii="Times New Roman" w:hint="eastAsia"/>
           <w:sz w:val="17"/>
@@ -4450,7 +4450,7 @@
     </w:p>
     <w:sectPr>
       <w:pgSz w:w="11900" w:h="16840"/>
-      <w:pgMar w:top="567" w:right="567" w:bottom="567" w:left="567" w:header="0" w:footer="0" w:gutter="0"/>
+      <w:pgMar w:top="283" w:right="567" w:bottom="283" w:left="567" w:header="0" w:footer="0" w:gutter="0"/>
       <w:cols w:space="720"/>
     </w:sectPr>
   </w:body>
